--- a/Lab_04_DAQ/Gb2_CO326_Lab04.docx
+++ b/Lab_04_DAQ/Gb2_CO326_Lab04.docx
@@ -798,14 +798,99 @@
     </w:p>
     <w:p>
       <w:pPr>
+        <w:pStyle w:val="ListParagraph"/>
+        <w:rPr>
+          <w:rFonts w:ascii="Times New Roman" w:hAnsi="Times New Roman" w:cs="Times New Roman"/>
+        </w:rPr>
+      </w:pPr>
+    </w:p>
+    <w:p>
+      <w:pPr>
+        <w:keepNext/>
         <w:jc w:val="center"/>
-        <w:rPr>
-          <w:rFonts w:ascii="Times New Roman" w:hAnsi="Times New Roman" w:cs="Times New Roman"/>
-        </w:rPr>
-      </w:pPr>
+      </w:pPr>
+      <w:r>
+        <w:rPr>
+          <w:rFonts w:ascii="Times New Roman" w:hAnsi="Times New Roman" w:cs="Times New Roman"/>
+          <w:noProof/>
+        </w:rPr>
+        <w:drawing>
+          <wp:inline distT="0" distB="0" distL="0" distR="0" wp14:anchorId="3426BF98" wp14:editId="57CDA62F">
+            <wp:extent cx="3416883" cy="5244922"/>
+            <wp:effectExtent l="317" t="0" r="0" b="0"/>
+            <wp:docPr id="1112478454" name="Picture 1"/>
+            <wp:cNvGraphicFramePr>
+              <a:graphicFrameLocks xmlns:a="http://schemas.openxmlformats.org/drawingml/2006/main" noChangeAspect="1"/>
+            </wp:cNvGraphicFramePr>
+            <a:graphic xmlns:a="http://schemas.openxmlformats.org/drawingml/2006/main">
+              <a:graphicData uri="http://schemas.openxmlformats.org/drawingml/2006/picture">
+                <pic:pic xmlns:pic="http://schemas.openxmlformats.org/drawingml/2006/picture">
+                  <pic:nvPicPr>
+                    <pic:cNvPr id="1112478454" name="Picture 1112478454"/>
+                    <pic:cNvPicPr/>
+                  </pic:nvPicPr>
+                  <pic:blipFill rotWithShape="1">
+                    <a:blip r:embed="rId12">
+                      <a:extLst>
+                        <a:ext uri="{28A0092B-C50C-407E-A947-70E740481C1C}">
+                          <a14:useLocalDpi xmlns:a14="http://schemas.microsoft.com/office/drawing/2010/main" val="0"/>
+                        </a:ext>
+                      </a:extLst>
+                    </a:blip>
+                    <a:srcRect l="22202" t="12038" r="12127" b="12360"/>
+                    <a:stretch>
+                      <a:fillRect/>
+                    </a:stretch>
+                  </pic:blipFill>
+                  <pic:spPr bwMode="auto">
+                    <a:xfrm rot="16200000">
+                      <a:off x="0" y="0"/>
+                      <a:ext cx="3423438" cy="5254984"/>
+                    </a:xfrm>
+                    <a:prstGeom prst="rect">
+                      <a:avLst/>
+                    </a:prstGeom>
+                    <a:ln>
+                      <a:noFill/>
+                    </a:ln>
+                    <a:extLst>
+                      <a:ext uri="{53640926-AAD7-44D8-BBD7-CCE9431645EC}">
+                        <a14:shadowObscured xmlns:a14="http://schemas.microsoft.com/office/drawing/2010/main"/>
+                      </a:ext>
+                    </a:extLst>
+                  </pic:spPr>
+                </pic:pic>
+              </a:graphicData>
+            </a:graphic>
+          </wp:inline>
+        </w:drawing>
+      </w:r>
+    </w:p>
+    <w:p>
+      <w:pPr>
+        <w:pStyle w:val="Caption"/>
+        <w:jc w:val="center"/>
+        <w:rPr>
+          <w:rFonts w:ascii="Times New Roman" w:hAnsi="Times New Roman" w:cs="Times New Roman"/>
+        </w:rPr>
+      </w:pPr>
+      <w:r>
+        <w:t xml:space="preserve">Figure </w:t>
+      </w:r>
+      <w:fldSimple w:instr=" SEQ Figure \* ARABIC ">
+        <w:r>
+          <w:rPr>
+            <w:noProof/>
+          </w:rPr>
+          <w:t>5</w:t>
+        </w:r>
+      </w:fldSimple>
+      <w:r>
+        <w:t>: Physical Lab Setup</w:t>
+      </w:r>
     </w:p>
     <w:sectPr>
-      <w:footerReference w:type="default" r:id="rId12"/>
+      <w:footerReference w:type="default" r:id="rId13"/>
       <w:pgSz w:w="11906" w:h="16838" w:code="9"/>
       <w:pgMar w:top="720" w:right="720" w:bottom="720" w:left="720" w:header="720" w:footer="720" w:gutter="0"/>
       <w:pgBorders w:display="firstPage" w:offsetFrom="page">
